--- a/output/reports/monthly_update_2026-09.docx
+++ b/output/reports/monthly_update_2026-09.docx
@@ -64,7 +64,7 @@
                 <w:color w:val="1F3864"/>
                 <w:sz w:val="30"/>
               </w:rPr>
-              <w:t>$86.2bn</w:t>
+              <w:t>$86.6bn</w:t>
             </w:r>
           </w:p>
         </w:tc>
@@ -84,7 +84,7 @@
                 <w:color w:val="1F3864"/>
                 <w:sz w:val="30"/>
               </w:rPr>
-              <w:t>55 / 105</w:t>
+              <w:t>56 / 106</w:t>
             </w:r>
           </w:p>
         </w:tc>
@@ -230,7 +230,7 @@
           <w:b w:val="0"/>
           <w:sz w:val="18"/>
         </w:rPr>
-        <w:t>September 2026 saw $86.2bn across 55 deals (105 bonds). IG represented 87% of volume. Financials dominated at $31.3bn; Technology, Industrials and Consumer followed. Senior IG spreads showed minimal comparables to prior period; 10y printed at 102bp median.</w:t>
+        <w:t>September saw $86.6bn of IG issuance across 56 deals and 106 bonds, with Financials the dominant sector at $31.6bn. Senior IG spreads ranged from 55bp (1–3y) to 115bp (30y+). Multi-currency issuance included USD, EUR, and GBP, with notable participation from AA- to BBB+ rated names.</w:t>
       </w:r>
     </w:p>
     <w:p>
@@ -1372,7 +1372,31 @@
         <w:rPr>
           <w:sz w:val="18"/>
         </w:rPr>
-        <w:t>Financials drove flow with $31.3bn; 10 hybrid/sub deals embedded in month's total. Tech sustained secondary role at $15.2bn despite marquee issuers (Uber EUR, Dell, Amazon GBP). Senior IG curve: 1-3y 55bp, 5y 78bp, 10y 102bp, 30y+ 115bp median; spread profile widens by tenor.</w:t>
+        <w:t>Financials led volume at $31.6bn; Technology second at $15.2bn. IG issuers dominated at 87% share.</w:t>
+      </w:r>
+    </w:p>
+    <w:p>
+      <w:pPr>
+        <w:pStyle w:val="ListBullet"/>
+        <w:spacing w:after="20"/>
+      </w:pPr>
+      <w:r>
+        <w:rPr>
+          <w:sz w:val="18"/>
+        </w:rPr>
+        <w:t>Senior IG median spreads: 1–3y 55bp, 5y 82bp, 10y 102bp, 30y+ 115bp. Limited prior-period comparables.</w:t>
+      </w:r>
+    </w:p>
+    <w:p>
+      <w:pPr>
+        <w:pStyle w:val="ListBullet"/>
+        <w:spacing w:after="20"/>
+      </w:pPr>
+      <w:r>
+        <w:rPr>
+          <w:sz w:val="18"/>
+        </w:rPr>
+        <w:t>Multi-tenor deals from Aon ($13.5bn, 7 bonds, +63 to +115), GlaxoSmithKline ($6.5bn, +40 to +80), Amazon GBP ($5.7bn, +53 to +93).</w:t>
       </w:r>
     </w:p>
     <w:p>
@@ -1384,7 +1408,7 @@
           <w:color w:val="52514E"/>
           <w:sz w:val="13"/>
         </w:rPr>
-        <w:t>Source: SEC EDGAR pricing term sheets (form FWP), 20 Aug 2026 to 30 Sep 2026. Terms extracted from filings with Claude (claude-haiku-4-5-20251001); all figures computed in Python from the extracted data. Commentary drafted by Claude from those figures and checked number-by-number against them. Extraction QC: 97.8% of 863 extracted values traced to source filings; 100.0% correct on a manual spot check of 122 values. LIMITATIONS: covers SEC-registered deals only, so excludes 144A/Reg S issuance (most US high yield and many European deals); volumes are a sample, not the market. Non-USD sizes converted at Federal Reserve H.10 rates for 2026-09-18. Composite rating = middle of Moody's/S&amp;P/Fitch; sector is a model classification. Tenor measured to par call where earlier. Automated draft for discussion; not investment advice.</w:t>
+        <w:t>Source: SEC EDGAR pricing term sheets (form FWP), 20 Aug 2026 to 30 Sep 2026. Terms extracted from filings with Claude (claude-haiku-4-5-20251001); all figures computed in Python from the extracted data. Commentary drafted by Claude from those figures and checked number-by-number against them. Extraction QC: 97.8% of 871 extracted values traced to source filings; 100.0% correct on a manual spot check of 122 values. LIMITATIONS: covers SEC-registered deals only, so excludes 144A/Reg S issuance (most US high yield and many European deals); volumes are a sample, not the market. Non-USD sizes converted at Federal Reserve H.10 rates for 2026-09-18. Composite rating = middle of Moody's/S&amp;P/Fitch; sector is a model classification. Tenor measured to par call where earlier. Automated draft for discussion; not investment advice.</w:t>
       </w:r>
     </w:p>
     <w:sectPr>
